--- a/site/docs/researchtranscript-traitement-des-donnees-fr.docx
+++ b/site/docs/researchtranscript-traitement-des-donnees-fr.docx
@@ -344,13 +344,7 @@
         <w:t xml:space="preserve"> </w:t>
       </w:r>
       <w:r>
-        <w:t xml:space="preserve">large-v3-turbo) et la séparation des locuteurs (silero-vad, pyannote community-1) s'exécutent dans le processus de l'application, sur</w:t>
-      </w:r>
-      <w:r>
-        <w:t xml:space="preserve"> </w:t>
-      </w:r>
-      <w:r>
-        <w:t xml:space="preserve">le processeur ou la carte graphique de l'appareil. Tous les modèles</w:t>
+        <w:t xml:space="preserve">large-v3-turbo) et la séparation des locuteurs (silero-vad, pyannote community-1) s'exécutent comme composants de l'application sur l'appareil, sur le GPU et le Neural Engine. Tous les modèles</w:t>
       </w:r>
       <w:r>
         <w:t xml:space="preserve"> </w:t>

--- a/site/docs/researchtranscript-traitement-des-donnees-fr.docx
+++ b/site/docs/researchtranscript-traitement-des-donnees-fr.docx
@@ -34,7 +34,7 @@
         <w:t xml:space="preserve"> </w:t>
       </w:r>
       <w:r>
-        <w:t xml:space="preserve">16 septembre 2026, ResearchTranscript 0.4.0. Les mentions entre</w:t>
+        <w:t xml:space="preserve">18 septembre 2026, ResearchTranscript 0.6.0. Les mentions entre</w:t>
       </w:r>
       <w:r>
         <w:t xml:space="preserve"> </w:t>
@@ -76,6 +76,50 @@
       </w:r>
       <w:r>
         <w:t xml:space="preserve">remplace pas un avis juridique.</w:t>
+      </w:r>
+    </w:p>
+    <w:p>
+      <w:pPr>
+        <w:pStyle w:val="BodyText"/>
+      </w:pPr>
+      <w:r>
+        <w:t xml:space="preserve">Ce texte est le modèle général. Depuis la version 0.6.0, l'application</w:t>
+      </w:r>
+      <w:r>
+        <w:t xml:space="preserve"> </w:t>
+      </w:r>
+      <w:r>
+        <w:t xml:space="preserve">génère elle-même la version propre à chaque transcription (Éditeur ›</w:t>
+      </w:r>
+      <w:r>
+        <w:t xml:space="preserve"> </w:t>
+      </w:r>
+      <w:r>
+        <w:t xml:space="preserve">Export › « Paquet de documentation (.zip) … ») : protocole de</w:t>
+      </w:r>
+      <w:r>
+        <w:t xml:space="preserve"> </w:t>
+      </w:r>
+      <w:r>
+        <w:t xml:space="preserve">transcription avec le modèle et la version réellement utilisés et</w:t>
+      </w:r>
+      <w:r>
+        <w:t xml:space="preserve"> </w:t>
+      </w:r>
+      <w:r>
+        <w:t xml:space="preserve">l'ampleur mesurée de la révision manuelle, paragraphe pour la partie</w:t>
+      </w:r>
+      <w:r>
+        <w:t xml:space="preserve"> </w:t>
+      </w:r>
+      <w:r>
+        <w:t xml:space="preserve">méthodes, faits pour la protection des données, fiche pour le dépôt de</w:t>
+      </w:r>
+      <w:r>
+        <w:t xml:space="preserve"> </w:t>
+      </w:r>
+      <w:r>
+        <w:t xml:space="preserve">données et fichier de citation.</w:t>
       </w:r>
     </w:p>
     <w:p>
@@ -108,7 +152,7 @@
         <w:rPr>
           <w:rStyle w:val="VerbatimChar"/>
         </w:rPr>
-        <w:t xml:space="preserve">[0.4.0]</w:t>
+        <w:t xml:space="preserve">[0.6.0]</w:t>
       </w:r>
       <w:r>
         <w:t xml:space="preserve">. Logiciel libre sous</w:t>
@@ -117,13 +161,19 @@
         <w:t xml:space="preserve"> </w:t>
       </w:r>
       <w:r>
-        <w:t xml:space="preserve">AGPL-3.0-or-later, développé au B/IAS – Basel Institut für angewandte</w:t>
-      </w:r>
-      <w:r>
-        <w:t xml:space="preserve"> </w:t>
-      </w:r>
-      <w:r>
-        <w:t xml:space="preserve">Stadtforschung. Code source public :</w:t>
+        <w:t xml:space="preserve">AGPL-3.0-or-later (avec une permission additionnelle pour la</w:t>
+      </w:r>
+      <w:r>
+        <w:t xml:space="preserve"> </w:t>
+      </w:r>
+      <w:r>
+        <w:t xml:space="preserve">distribution par l'App Store), développé au B/IAS – Basel Institut für</w:t>
+      </w:r>
+      <w:r>
+        <w:t xml:space="preserve"> </w:t>
+      </w:r>
+      <w:r>
+        <w:t xml:space="preserve">angewandte Stadtforschung. Code source public :</w:t>
       </w:r>
       <w:r>
         <w:t xml:space="preserve"> </w:t>
@@ -137,19 +187,34 @@
         </w:r>
       </w:hyperlink>
       <w:r>
-        <w:t xml:space="preserve">. Le logiciel</w:t>
-      </w:r>
-      <w:r>
-        <w:t xml:space="preserve"> </w:t>
-      </w:r>
-      <w:r>
-        <w:t xml:space="preserve">fonctionne comme application locale sous macOS (Apple Silicon) et est</w:t>
-      </w:r>
-      <w:r>
-        <w:t xml:space="preserve"> </w:t>
-      </w:r>
-      <w:r>
-        <w:t xml:space="preserve">installé et exploité par le responsable du traitement lui-même.</w:t>
+        <w:t xml:space="preserve"> </w:t>
+      </w:r>
+      <w:r>
+        <w:t xml:space="preserve">; le paquet</w:t>
+      </w:r>
+      <w:r>
+        <w:t xml:space="preserve"> </w:t>
+      </w:r>
+      <w:r>
+        <w:t xml:space="preserve">d'installation (DMG), signé et notarisé, y est publié avec les</w:t>
+      </w:r>
+      <w:r>
+        <w:t xml:space="preserve"> </w:t>
+      </w:r>
+      <w:r>
+        <w:t xml:space="preserve">versions. Le logiciel fonctionne comme application locale sous macOS</w:t>
+      </w:r>
+      <w:r>
+        <w:t xml:space="preserve"> </w:t>
+      </w:r>
+      <w:r>
+        <w:t xml:space="preserve">(Apple Silicon), dans l'App Sandbox de macOS, et est installé et</w:t>
+      </w:r>
+      <w:r>
+        <w:t xml:space="preserve"> </w:t>
+      </w:r>
+      <w:r>
+        <w:t xml:space="preserve">exploité par le responsable du traitement lui-même.</w:t>
       </w:r>
     </w:p>
     <w:bookmarkEnd w:id="10"/>
@@ -316,7 +381,25 @@
         <w:t xml:space="preserve"> </w:t>
       </w:r>
       <w:r>
-        <w:t xml:space="preserve">audio est lue, la vidéo n'est jamais convertie).</w:t>
+        <w:t xml:space="preserve">audio est lue, la vidéo n'est jamais convertie). Le son est lu par</w:t>
+      </w:r>
+      <w:r>
+        <w:t xml:space="preserve"> </w:t>
+      </w:r>
+      <w:r>
+        <w:t xml:space="preserve">macOS AVFoundation. L'App Sandbox de macOS ne permet l'accès qu'aux</w:t>
+      </w:r>
+      <w:r>
+        <w:t xml:space="preserve"> </w:t>
+      </w:r>
+      <w:r>
+        <w:t xml:space="preserve">dossiers choisis par la personne dans un dialogue et aux fichiers</w:t>
+      </w:r>
+      <w:r>
+        <w:t xml:space="preserve"> </w:t>
+      </w:r>
+      <w:r>
+        <w:t xml:space="preserve">glissés-déposés.</w:t>
       </w:r>
     </w:p>
     <w:p>
@@ -338,43 +421,115 @@
         <w:t xml:space="preserve"> </w:t>
       </w:r>
       <w:r>
-        <w:t xml:space="preserve">La reconnaissance vocale (whisper.cpp, modèle</w:t>
-      </w:r>
-      <w:r>
-        <w:t xml:space="preserve"> </w:t>
-      </w:r>
-      <w:r>
-        <w:t xml:space="preserve">large-v3-turbo) et la séparation des locuteurs (silero-vad, pyannote community-1) s'exécutent comme composants de l'application sur l'appareil, sur le GPU et le Neural Engine. Tous les modèles</w:t>
-      </w:r>
-      <w:r>
-        <w:t xml:space="preserve"> </w:t>
-      </w:r>
-      <w:r>
-        <w:t xml:space="preserve">sont contenus dans le paquet de l'application (d'autres modèles</w:t>
-      </w:r>
-      <w:r>
-        <w:t xml:space="preserve"> </w:t>
-      </w:r>
-      <w:r>
-        <w:t xml:space="preserve">whisper.cpp ne peuvent être ajoutés qu'à la main, dans le dossier</w:t>
-      </w:r>
-      <w:r>
-        <w:t xml:space="preserve"> </w:t>
-      </w:r>
-      <w:r>
-        <w:t xml:space="preserve">« Modelle » de la bibliothèque — l'application ne télécharge</w:t>
-      </w:r>
-      <w:r>
-        <w:t xml:space="preserve"> </w:t>
-      </w:r>
-      <w:r>
-        <w:t xml:space="preserve">jamais) ; rien n'est téléchargé</w:t>
-      </w:r>
-      <w:r>
-        <w:t xml:space="preserve"> </w:t>
-      </w:r>
-      <w:r>
-        <w:t xml:space="preserve">au premier lancement.</w:t>
+        <w:t xml:space="preserve">La logique de l'application s'exécute, intégrée,</w:t>
+      </w:r>
+      <w:r>
+        <w:t xml:space="preserve"> </w:t>
+      </w:r>
+      <w:r>
+        <w:t xml:space="preserve">dans l'application elle-même. La reconnaissance vocale (whisper.cpp</w:t>
+      </w:r>
+      <w:r>
+        <w:t xml:space="preserve"> </w:t>
+      </w:r>
+      <w:r>
+        <w:t xml:space="preserve">1.8.2, modèle large-v3-turbo) s'exécute comme programme auxiliaire</w:t>
+      </w:r>
+      <w:r>
+        <w:t xml:space="preserve"> </w:t>
+      </w:r>
+      <w:r>
+        <w:t xml:space="preserve">du paquet de l'application, sur le processeur graphique (Metal). La</w:t>
+      </w:r>
+      <w:r>
+        <w:t xml:space="preserve"> </w:t>
+      </w:r>
+      <w:r>
+        <w:t xml:space="preserve">séparation des locuteurs (SpeakerKit d'Argmax avec les modèles</w:t>
+      </w:r>
+      <w:r>
+        <w:t xml:space="preserve"> </w:t>
+      </w:r>
+      <w:r>
+        <w:t xml:space="preserve">pyannote segmentation-3.0, WeSpeaker ResNet34 et pyannote</w:t>
+      </w:r>
+      <w:r>
+        <w:t xml:space="preserve"> </w:t>
+      </w:r>
+      <w:r>
+        <w:t xml:space="preserve">community-1, convertis en Core ML par Argmax) s'exécute dans</w:t>
+      </w:r>
+      <w:r>
+        <w:t xml:space="preserve"> </w:t>
+      </w:r>
+      <w:r>
+        <w:t xml:space="preserve">l'application via Core ML et est désactivable. La détection</w:t>
+      </w:r>
+      <w:r>
+        <w:t xml:space="preserve"> </w:t>
+      </w:r>
+      <w:r>
+        <w:t xml:space="preserve">d'activité vocale (Silero VAD 5.1.2 dans whisper.cpp) n'est utilisée</w:t>
+      </w:r>
+      <w:r>
+        <w:t xml:space="preserve"> </w:t>
+      </w:r>
+      <w:r>
+        <w:t xml:space="preserve">que si la séparation des locuteurs est désactivée ; sinon, c'est la</w:t>
+      </w:r>
+      <w:r>
+        <w:t xml:space="preserve"> </w:t>
+      </w:r>
+      <w:r>
+        <w:t xml:space="preserve">séparation des locuteurs qui découpe les blocs. Tous les modèles</w:t>
+      </w:r>
+      <w:r>
+        <w:t xml:space="preserve"> </w:t>
+      </w:r>
+      <w:r>
+        <w:t xml:space="preserve">sont contenus dans le paquet de l'application ; elle ne télécharge</w:t>
+      </w:r>
+      <w:r>
+        <w:t xml:space="preserve"> </w:t>
+      </w:r>
+      <w:r>
+        <w:t xml:space="preserve">ni modèles ni composants de programme. D'autres modèles whisper.cpp</w:t>
+      </w:r>
+      <w:r>
+        <w:t xml:space="preserve"> </w:t>
+      </w:r>
+      <w:r>
+        <w:t xml:space="preserve">ne peuvent être ajoutés qu'à la main, dans le dossier « Modelle » de</w:t>
+      </w:r>
+      <w:r>
+        <w:t xml:space="preserve"> </w:t>
+      </w:r>
+      <w:r>
+        <w:t xml:space="preserve">la bibliothèque. Les modèles n'apprennent rien des enregistrements.</w:t>
+      </w:r>
+      <w:r>
+        <w:t xml:space="preserve"> </w:t>
+      </w:r>
+      <w:r>
+        <w:t xml:space="preserve">L'application ne résume rien et ne reformule rien ; la</w:t>
+      </w:r>
+      <w:r>
+        <w:t xml:space="preserve"> </w:t>
+      </w:r>
+      <w:r>
+        <w:t xml:space="preserve">reconnaissance vocale est un modèle d'IA et peut poser des mots qui</w:t>
+      </w:r>
+      <w:r>
+        <w:t xml:space="preserve"> </w:t>
+      </w:r>
+      <w:r>
+        <w:t xml:space="preserve">n'ont pas été dits, d'où la vérification de la transcription en</w:t>
+      </w:r>
+      <w:r>
+        <w:t xml:space="preserve"> </w:t>
+      </w:r>
+      <w:r>
+        <w:t xml:space="preserve">regard de l'enregistrement.</w:t>
       </w:r>
     </w:p>
     <w:p>
@@ -396,52 +551,148 @@
         <w:t xml:space="preserve"> </w:t>
       </w:r>
       <w:r>
-        <w:t xml:space="preserve">Pour chaque transcription, un dossier est créé à</w:t>
-      </w:r>
-      <w:r>
-        <w:t xml:space="preserve"> </w:t>
-      </w:r>
-      <w:r>
-        <w:t xml:space="preserve">l'emplacement choisi</w:t>
-      </w:r>
-      <w:r>
-        <w:t xml:space="preserve"> </w:t>
-      </w:r>
-      <w:r>
-        <w:rPr>
-          <w:rStyle w:val="VerbatimChar"/>
-        </w:rPr>
-        <w:t xml:space="preserve">[chemin, p. ex. ~/Documents/ResearchTranscript]</w:t>
-      </w:r>
-      <w:r>
-        <w:t xml:space="preserve"> </w:t>
-      </w:r>
-      <w:r>
-        <w:t xml:space="preserve">contenant une copie de l'audio (pour une vidéo : la piste audio en</w:t>
-      </w:r>
-      <w:r>
-        <w:t xml:space="preserve"> </w:t>
-      </w:r>
-      <w:r>
-        <w:t xml:space="preserve">MP3 et le fichier vidéo inchangé), le fichier canonique de transcription</w:t>
-      </w:r>
-      <w:r>
-        <w:t xml:space="preserve"> </w:t>
-      </w:r>
-      <w:r>
-        <w:t xml:space="preserve">(JSON), des instantanés d'historique à chaque enregistrement et les</w:t>
-      </w:r>
-      <w:r>
-        <w:t xml:space="preserve"> </w:t>
-      </w:r>
-      <w:r>
-        <w:t xml:space="preserve">exports dérivés. Les fichiers de travail temporaires sont supprimés</w:t>
-      </w:r>
-      <w:r>
-        <w:t xml:space="preserve"> </w:t>
-      </w:r>
-      <w:r>
-        <w:t xml:space="preserve">après chaque exécution.</w:t>
+        <w:t xml:space="preserve">Pour chaque transcription, un sous-dossier est créé</w:t>
+      </w:r>
+      <w:r>
+        <w:t xml:space="preserve"> </w:t>
+      </w:r>
+      <w:r>
+        <w:t xml:space="preserve">dans le dossier de bibliothèque choisi</w:t>
+      </w:r>
+      <w:r>
+        <w:t xml:space="preserve"> </w:t>
+      </w:r>
+      <w:r>
+        <w:rPr>
+          <w:rStyle w:val="VerbatimChar"/>
+        </w:rPr>
+        <w:t xml:space="preserve">[chemin]</w:t>
+      </w:r>
+      <w:r>
+        <w:t xml:space="preserve">, contenant</w:t>
+      </w:r>
+      <w:r>
+        <w:t xml:space="preserve"> </w:t>
+      </w:r>
+      <w:r>
+        <w:rPr>
+          <w:rStyle w:val="VerbatimChar"/>
+        </w:rPr>
+        <w:t xml:space="preserve">transkript.json</w:t>
+      </w:r>
+      <w:r>
+        <w:t xml:space="preserve"> </w:t>
+      </w:r>
+      <w:r>
+        <w:t xml:space="preserve">(texte, locuteurs, mémos, journal, indications</w:t>
+      </w:r>
+      <w:r>
+        <w:t xml:space="preserve"> </w:t>
+      </w:r>
+      <w:r>
+        <w:t xml:space="preserve">Zotero), une copie de l'enregistrement (pour une vidéo aussi le</w:t>
+      </w:r>
+      <w:r>
+        <w:t xml:space="preserve"> </w:t>
+      </w:r>
+      <w:r>
+        <w:t xml:space="preserve">fichier vidéo inchangé) et</w:t>
+      </w:r>
+      <w:r>
+        <w:t xml:space="preserve"> </w:t>
+      </w:r>
+      <w:r>
+        <w:rPr>
+          <w:rStyle w:val="VerbatimChar"/>
+        </w:rPr>
+        <w:t xml:space="preserve">wellenform.json</w:t>
+      </w:r>
+      <w:r>
+        <w:t xml:space="preserve">.</w:t>
+      </w:r>
+      <w:r>
+        <w:t xml:space="preserve"> </w:t>
+      </w:r>
+      <w:r>
+        <w:rPr>
+          <w:rStyle w:val="VerbatimChar"/>
+        </w:rPr>
+        <w:t xml:space="preserve">ausgang.json</w:t>
+      </w:r>
+      <w:r>
+        <w:t xml:space="preserve"> </w:t>
+      </w:r>
+      <w:r>
+        <w:t xml:space="preserve">conserve l'état tel que la machine ou un fichier importé l'a livré ;</w:t>
+      </w:r>
+      <w:r>
+        <w:t xml:space="preserve"> </w:t>
+      </w:r>
+      <w:r>
+        <w:rPr>
+          <w:rStyle w:val="VerbatimChar"/>
+        </w:rPr>
+        <w:t xml:space="preserve">history/</w:t>
+      </w:r>
+      <w:r>
+        <w:t xml:space="preserve"> </w:t>
+      </w:r>
+      <w:r>
+        <w:t xml:space="preserve">conserve les 30 derniers états.</w:t>
+      </w:r>
+      <w:r>
+        <w:t xml:space="preserve"> </w:t>
+      </w:r>
+      <w:r>
+        <w:rPr>
+          <w:b/>
+          <w:bCs/>
+        </w:rPr>
+        <w:t xml:space="preserve">Tous deux contiennent</w:t>
+      </w:r>
+      <w:r>
+        <w:rPr>
+          <w:b/>
+          <w:bCs/>
+        </w:rPr>
+        <w:t xml:space="preserve"> </w:t>
+      </w:r>
+      <w:r>
+        <w:rPr>
+          <w:b/>
+          <w:bCs/>
+        </w:rPr>
+        <w:t xml:space="preserve">le texte d'avant une pseudonymisation.</w:t>
+      </w:r>
+      <w:r>
+        <w:t xml:space="preserve"> </w:t>
+      </w:r>
+      <w:r>
+        <w:t xml:space="preserve">Les réglages et le journal</w:t>
+      </w:r>
+      <w:r>
+        <w:t xml:space="preserve"> </w:t>
+      </w:r>
+      <w:r>
+        <w:t xml:space="preserve">de l'application se trouvent dans le conteneur de l'application du</w:t>
+      </w:r>
+      <w:r>
+        <w:t xml:space="preserve"> </w:t>
+      </w:r>
+      <w:r>
+        <w:t xml:space="preserve">compte utilisateur. Le journal de la transcription consigne un</w:t>
+      </w:r>
+      <w:r>
+        <w:t xml:space="preserve"> </w:t>
+      </w:r>
+      <w:r>
+        <w:t xml:space="preserve">identifiant de l'installation et, en option, une adresse e-mail de</w:t>
+      </w:r>
+      <w:r>
+        <w:t xml:space="preserve"> </w:t>
+      </w:r>
+      <w:r>
+        <w:t xml:space="preserve">la personne qui révise.</w:t>
       </w:r>
     </w:p>
     <w:p>
@@ -463,58 +714,64 @@
         <w:t xml:space="preserve"> </w:t>
       </w:r>
       <w:r>
-        <w:t xml:space="preserve">Le logiciel n'ouvre aucune connexion réseau sortante :</w:t>
-      </w:r>
-      <w:r>
-        <w:t xml:space="preserve"> </w:t>
-      </w:r>
-      <w:r>
-        <w:t xml:space="preserve">pas de télémétrie, pas de statistiques d'utilisation, pas de</w:t>
-      </w:r>
-      <w:r>
-        <w:t xml:space="preserve"> </w:t>
-      </w:r>
-      <w:r>
-        <w:t xml:space="preserve">vérification de mise à jour, pas de rapports de plantage propres. Le</w:t>
-      </w:r>
-      <w:r>
-        <w:t xml:space="preserve"> </w:t>
-      </w:r>
-      <w:r>
-        <w:t xml:space="preserve">service interne de l'application se lie exclusivement à l'adresse de</w:t>
-      </w:r>
-      <w:r>
-        <w:t xml:space="preserve"> </w:t>
-      </w:r>
-      <w:r>
-        <w:t xml:space="preserve">bouclage</w:t>
-      </w:r>
-      <w:r>
-        <w:t xml:space="preserve"> </w:t>
-      </w:r>
-      <w:r>
-        <w:rPr>
-          <w:rStyle w:val="VerbatimChar"/>
-        </w:rPr>
-        <w:t xml:space="preserve">127.0.0.1</w:t>
-      </w:r>
-      <w:r>
-        <w:t xml:space="preserve"> </w:t>
-      </w:r>
-      <w:r>
-        <w:t xml:space="preserve">et rejette les requêtes de tout autre hôte</w:t>
-      </w:r>
-      <w:r>
-        <w:t xml:space="preserve"> </w:t>
-      </w:r>
-      <w:r>
-        <w:t xml:space="preserve">(HTTP 421). Les données de diagnostic du système macOS relèvent de</w:t>
-      </w:r>
-      <w:r>
-        <w:t xml:space="preserve"> </w:t>
-      </w:r>
-      <w:r>
-        <w:t xml:space="preserve">ses réglages système, non du logiciel.</w:t>
+        <w:t xml:space="preserve">Le logiciel ne transmet ni enregistrements, ni textes,</w:t>
+      </w:r>
+      <w:r>
+        <w:t xml:space="preserve"> </w:t>
+      </w:r>
+      <w:r>
+        <w:t xml:space="preserve">ni données d'utilisation : ni compte, ni télémétrie, ni vérification</w:t>
+      </w:r>
+      <w:r>
+        <w:t xml:space="preserve"> </w:t>
+      </w:r>
+      <w:r>
+        <w:t xml:space="preserve">des mises à jour, ni rapports de plantage propres, ni téléchargement</w:t>
+      </w:r>
+      <w:r>
+        <w:t xml:space="preserve"> </w:t>
+      </w:r>
+      <w:r>
+        <w:t xml:space="preserve">de modèles. Il n'y a ni service interne, ni serveur, ni port ouvert.</w:t>
+      </w:r>
+      <w:r>
+        <w:t xml:space="preserve"> </w:t>
+      </w:r>
+      <w:r>
+        <w:t xml:space="preserve">L'autorisation réseau de macOS n'est activée que parce que la vue</w:t>
+      </w:r>
+      <w:r>
+        <w:t xml:space="preserve"> </w:t>
+      </w:r>
+      <w:r>
+        <w:t xml:space="preserve">web intégrée l'exige ; un pare-feu ou</w:t>
+      </w:r>
+      <w:r>
+        <w:t xml:space="preserve"> </w:t>
+      </w:r>
+      <w:r>
+        <w:rPr>
+          <w:rStyle w:val="VerbatimChar"/>
+        </w:rPr>
+        <w:t xml:space="preserve">nettop</w:t>
+      </w:r>
+      <w:r>
+        <w:t xml:space="preserve"> </w:t>
+      </w:r>
+      <w:r>
+        <w:t xml:space="preserve">montre qu'aucune</w:t>
+      </w:r>
+      <w:r>
+        <w:t xml:space="preserve"> </w:t>
+      </w:r>
+      <w:r>
+        <w:t xml:space="preserve">connexion ne s'établit. Les rapports de plantage du système macOS</w:t>
+      </w:r>
+      <w:r>
+        <w:t xml:space="preserve"> </w:t>
+      </w:r>
+      <w:r>
+        <w:t xml:space="preserve">relèvent de ses réglages système, non du logiciel.</w:t>
       </w:r>
     </w:p>
     <w:p>
@@ -536,37 +793,43 @@
         <w:t xml:space="preserve"> </w:t>
       </w:r>
       <w:r>
-        <w:t xml:space="preserve">Les fichiers d'export (WebVTT, CSV, texte brut, REFI-QDA</w:t>
-      </w:r>
-      <w:r>
-        <w:t xml:space="preserve"> </w:t>
-      </w:r>
-      <w:r>
-        <w:rPr>
-          <w:rStyle w:val="VerbatimChar"/>
-        </w:rPr>
-        <w:t xml:space="preserve">.qdpx.zip</w:t>
-      </w:r>
-      <w:r>
-        <w:t xml:space="preserve">, dossier enrich</w:t>
-      </w:r>
-      <w:r>
-        <w:t xml:space="preserve"> </w:t>
-      </w:r>
-      <w:r>
-        <w:rPr>
-          <w:rStyle w:val="VerbatimChar"/>
-        </w:rPr>
-        <w:t xml:space="preserve">.enrich</w:t>
-      </w:r>
-      <w:r>
-        <w:t xml:space="preserve">) sont écrits là où</w:t>
-      </w:r>
-      <w:r>
-        <w:t xml:space="preserve"> </w:t>
-      </w:r>
-      <w:r>
-        <w:t xml:space="preserve">l'utilisateur·rice les enregistre.</w:t>
+        <w:t xml:space="preserve">Les fichiers d'export sont écrits là où</w:t>
+      </w:r>
+      <w:r>
+        <w:t xml:space="preserve"> </w:t>
+      </w:r>
+      <w:r>
+        <w:t xml:space="preserve">l'utilisateur·rice les enregistre. Tous les formats de texte (VTT,</w:t>
+      </w:r>
+      <w:r>
+        <w:t xml:space="preserve"> </w:t>
+      </w:r>
+      <w:r>
+        <w:t xml:space="preserve">CSV, TXT, Markdown, Word) contiennent texte, noms des locuteurs et</w:t>
+      </w:r>
+      <w:r>
+        <w:t xml:space="preserve"> </w:t>
+      </w:r>
+      <w:r>
+        <w:t xml:space="preserve">repères temporels ; CSV, Markdown et Word en plus les mémos ;</w:t>
+      </w:r>
+      <w:r>
+        <w:t xml:space="preserve"> </w:t>
+      </w:r>
+      <w:r>
+        <w:t xml:space="preserve">Markdown et Word, en cas de lien Zotero, un en-tête avec titre,</w:t>
+      </w:r>
+      <w:r>
+        <w:t xml:space="preserve"> </w:t>
+      </w:r>
+      <w:r>
+        <w:t xml:space="preserve">date, clé de citation et les personnes dont les rôles ont été</w:t>
+      </w:r>
+      <w:r>
+        <w:t xml:space="preserve"> </w:t>
+      </w:r>
+      <w:r>
+        <w:t xml:space="preserve">choisis.</w:t>
       </w:r>
       <w:r>
         <w:t xml:space="preserve"> </w:t>
@@ -576,63 +839,111 @@
           <w:b/>
           <w:bCs/>
         </w:rPr>
-        <w:t xml:space="preserve">Les exports REFI-QDA et enrich</w:t>
-      </w:r>
-      <w:r>
-        <w:rPr>
+        <w:t xml:space="preserve">REFI-QDA (</w:t>
+      </w:r>
+      <w:r>
+        <w:rPr>
+          <w:rStyle w:val="VerbatimChar"/>
           <w:b/>
           <w:bCs/>
         </w:rPr>
-        <w:t xml:space="preserve"> </w:t>
+        <w:t xml:space="preserve">.qdpx.zip</w:t>
       </w:r>
       <w:r>
         <w:rPr>
           <w:b/>
           <w:bCs/>
         </w:rPr>
-        <w:t xml:space="preserve">contiennent l'enregistrement audio.</w:t>
-      </w:r>
-      <w:r>
-        <w:t xml:space="preserve"> </w:t>
-      </w:r>
-      <w:r>
-        <w:t xml:space="preserve">Les transmettre, c'est</w:t>
-      </w:r>
-      <w:r>
-        <w:t xml:space="preserve"> </w:t>
-      </w:r>
-      <w:r>
-        <w:t xml:space="preserve">transmettre l'enregistrement. Un dossier enrich contient en outre le</w:t>
-      </w:r>
-      <w:r>
-        <w:t xml:space="preserve"> </w:t>
-      </w:r>
-      <w:r>
-        <w:t xml:space="preserve">journal des modifications avec l'adresse e-mail facultative saisie</w:t>
-      </w:r>
-      <w:r>
-        <w:t xml:space="preserve"> </w:t>
-      </w:r>
-      <w:r>
-        <w:t xml:space="preserve">dans les réglages et, si la transcription est liée à Zotero, les</w:t>
-      </w:r>
-      <w:r>
-        <w:t xml:space="preserve"> </w:t>
-      </w:r>
-      <w:r>
-        <w:t xml:space="preserve">métadonnées reprises (titre, date, personnes selon les rôles</w:t>
-      </w:r>
-      <w:r>
-        <w:t xml:space="preserve"> </w:t>
-      </w:r>
-      <w:r>
-        <w:t xml:space="preserve">choisis, clé de citation). Avec l'autorisation Zotero, l'application</w:t>
-      </w:r>
-      <w:r>
-        <w:t xml:space="preserve"> </w:t>
-      </w:r>
-      <w:r>
-        <w:t xml:space="preserve">lit la base locale</w:t>
+        <w:t xml:space="preserve">) contient texte, mémos et</w:t>
+      </w:r>
+      <w:r>
+        <w:rPr>
+          <w:b/>
+          <w:bCs/>
+        </w:rPr>
+        <w:t xml:space="preserve"> </w:t>
+      </w:r>
+      <w:r>
+        <w:rPr>
+          <w:b/>
+          <w:bCs/>
+        </w:rPr>
+        <w:t xml:space="preserve">enregistrement audio, donc la voix, et sur demande le fichier</w:t>
+      </w:r>
+      <w:r>
+        <w:rPr>
+          <w:b/>
+          <w:bCs/>
+        </w:rPr>
+        <w:t xml:space="preserve"> </w:t>
+      </w:r>
+      <w:r>
+        <w:rPr>
+          <w:b/>
+          <w:bCs/>
+        </w:rPr>
+        <w:t xml:space="preserve">vidéo ; le dossier enrich (</w:t>
+      </w:r>
+      <w:r>
+        <w:rPr>
+          <w:rStyle w:val="VerbatimChar"/>
+          <w:b/>
+          <w:bCs/>
+        </w:rPr>
+        <w:t xml:space="preserve">.enrich</w:t>
+      </w:r>
+      <w:r>
+        <w:rPr>
+          <w:b/>
+          <w:bCs/>
+        </w:rPr>
+        <w:t xml:space="preserve">) contient texte, enregistrement</w:t>
+      </w:r>
+      <w:r>
+        <w:rPr>
+          <w:b/>
+          <w:bCs/>
+        </w:rPr>
+        <w:t xml:space="preserve"> </w:t>
+      </w:r>
+      <w:r>
+        <w:rPr>
+          <w:b/>
+          <w:bCs/>
+        </w:rPr>
+        <w:t xml:space="preserve">audio en MP3 (via LAME), journal avec identifiant de l'installation</w:t>
+      </w:r>
+      <w:r>
+        <w:rPr>
+          <w:b/>
+          <w:bCs/>
+        </w:rPr>
+        <w:t xml:space="preserve"> </w:t>
+      </w:r>
+      <w:r>
+        <w:rPr>
+          <w:b/>
+          <w:bCs/>
+        </w:rPr>
+        <w:t xml:space="preserve">et adresse e-mail, et indications Zotero, pas de mémos.</w:t>
+      </w:r>
+      <w:r>
+        <w:t xml:space="preserve"> </w:t>
+      </w:r>
+      <w:r>
+        <w:t xml:space="preserve">Les</w:t>
+      </w:r>
+      <w:r>
+        <w:t xml:space="preserve"> </w:t>
+      </w:r>
+      <w:r>
+        <w:t xml:space="preserve">transmettre, c'est transmettre l'enregistrement. Avec l'autorisation</w:t>
+      </w:r>
+      <w:r>
+        <w:t xml:space="preserve"> </w:t>
+      </w:r>
+      <w:r>
+        <w:t xml:space="preserve">Zotero, l'application lit la base locale</w:t>
       </w:r>
       <w:r>
         <w:t xml:space="preserve"> </w:t>
@@ -647,37 +958,31 @@
         <w:t xml:space="preserve"> </w:t>
       </w:r>
       <w:r>
-        <w:t xml:space="preserve">en lecture seule, uniquement sur</w:t>
-      </w:r>
-      <w:r>
-        <w:t xml:space="preserve"> </w:t>
-      </w:r>
-      <w:r>
-        <w:t xml:space="preserve">demande. Pour un enregistrement vidéo, le fichier vidéo est conservé</w:t>
-      </w:r>
-      <w:r>
-        <w:t xml:space="preserve"> </w:t>
-      </w:r>
-      <w:r>
-        <w:t xml:space="preserve">tel quel dans le dossier de la transcription (les visages sont des</w:t>
-      </w:r>
-      <w:r>
-        <w:t xml:space="preserve"> </w:t>
-      </w:r>
-      <w:r>
-        <w:t xml:space="preserve">données personnelles, biométriques si identifiables) ; l’export</w:t>
-      </w:r>
-      <w:r>
-        <w:t xml:space="preserve"> </w:t>
-      </w:r>
-      <w:r>
-        <w:t xml:space="preserve">enrich ne contient que le son, l’export REFI-QDA la vidéo seulement</w:t>
-      </w:r>
-      <w:r>
-        <w:t xml:space="preserve"> </w:t>
-      </w:r>
-      <w:r>
-        <w:t xml:space="preserve">sur choix explicite.</w:t>
+        <w:t xml:space="preserve">en lecture</w:t>
+      </w:r>
+      <w:r>
+        <w:t xml:space="preserve"> </w:t>
+      </w:r>
+      <w:r>
+        <w:t xml:space="preserve">seule, uniquement sur demande. Pour un enregistrement vidéo, le</w:t>
+      </w:r>
+      <w:r>
+        <w:t xml:space="preserve"> </w:t>
+      </w:r>
+      <w:r>
+        <w:t xml:space="preserve">fichier vidéo est conservé tel quel dans le dossier de la</w:t>
+      </w:r>
+      <w:r>
+        <w:t xml:space="preserve"> </w:t>
+      </w:r>
+      <w:r>
+        <w:t xml:space="preserve">transcription (les visages sont des données personnelles,</w:t>
+      </w:r>
+      <w:r>
+        <w:t xml:space="preserve"> </w:t>
+      </w:r>
+      <w:r>
+        <w:t xml:space="preserve">biométriques si identifiables).</w:t>
       </w:r>
     </w:p>
     <w:bookmarkEnd w:id="13"/>
@@ -713,13 +1018,13 @@
         <w:t xml:space="preserve"> </w:t>
       </w:r>
       <w:r>
-        <w:t xml:space="preserve">personne connectée. Il n'y a ni serveur, ni service cloud, ni compte</w:t>
-      </w:r>
-      <w:r>
-        <w:t xml:space="preserve"> </w:t>
-      </w:r>
-      <w:r>
-        <w:t xml:space="preserve">utilisateur.</w:t>
+        <w:t xml:space="preserve">personne connectée. Il n'y a ni serveur, ni port ouvert, ni service</w:t>
+      </w:r>
+      <w:r>
+        <w:t xml:space="preserve"> </w:t>
+      </w:r>
+      <w:r>
+        <w:t xml:space="preserve">cloud, ni compte utilisateur.</w:t>
       </w:r>
     </w:p>
     <w:bookmarkEnd w:id="14"/>
@@ -824,7 +1129,7 @@
         <w:t xml:space="preserve"> </w:t>
       </w:r>
       <w:r>
-        <w:t xml:space="preserve">définitivement effacée qu'en vidant ce dossier</w:t>
+        <w:t xml:space="preserve">définitivement effacée qu'en vidant ce dossier dans le Finder</w:t>
       </w:r>
       <w:r>
         <w:t xml:space="preserve"> </w:t>
@@ -836,19 +1141,49 @@
         <w:t xml:space="preserve">[par qui, quand]</w:t>
       </w:r>
       <w:r>
-        <w:t xml:space="preserve">. Les</w:t>
-      </w:r>
-      <w:r>
-        <w:t xml:space="preserve"> </w:t>
-      </w:r>
-      <w:r>
-        <w:t xml:space="preserve">instantanés d'historique se trouvent dans le dossier de la transcription</w:t>
-      </w:r>
-      <w:r>
-        <w:t xml:space="preserve"> </w:t>
-      </w:r>
-      <w:r>
-        <w:t xml:space="preserve">concernée et sont supprimés avec elle. Les sauvegardes de l'appareil</w:t>
+        <w:t xml:space="preserve">.</w:t>
+      </w:r>
+      <w:r>
+        <w:t xml:space="preserve"> </w:t>
+      </w:r>
+      <w:r>
+        <w:rPr>
+          <w:rStyle w:val="VerbatimChar"/>
+        </w:rPr>
+        <w:t xml:space="preserve">ausgang.json</w:t>
+      </w:r>
+      <w:r>
+        <w:t xml:space="preserve"> </w:t>
+      </w:r>
+      <w:r>
+        <w:t xml:space="preserve">et les états de</w:t>
+      </w:r>
+      <w:r>
+        <w:t xml:space="preserve"> </w:t>
+      </w:r>
+      <w:r>
+        <w:rPr>
+          <w:rStyle w:val="VerbatimChar"/>
+        </w:rPr>
+        <w:t xml:space="preserve">history/</w:t>
+      </w:r>
+      <w:r>
+        <w:t xml:space="preserve"> </w:t>
+      </w:r>
+      <w:r>
+        <w:t xml:space="preserve">se trouvent</w:t>
+      </w:r>
+      <w:r>
+        <w:t xml:space="preserve"> </w:t>
+      </w:r>
+      <w:r>
+        <w:t xml:space="preserve">dans le dossier de la transcription concernée et sont supprimés avec</w:t>
+      </w:r>
+      <w:r>
+        <w:t xml:space="preserve"> </w:t>
+      </w:r>
+      <w:r>
+        <w:t xml:space="preserve">elle. Les sauvegardes de l'appareil</w:t>
       </w:r>
       <w:r>
         <w:t xml:space="preserve"> </w:t>
@@ -1064,52 +1399,58 @@
         <w:t xml:space="preserve"> </w:t>
       </w:r>
       <w:r>
-        <w:t xml:space="preserve">source : la liaison du service interne à</w:t>
-      </w:r>
-      <w:r>
-        <w:t xml:space="preserve"> </w:t>
-      </w:r>
-      <w:r>
-        <w:rPr>
-          <w:rStyle w:val="VerbatimChar"/>
-        </w:rPr>
-        <w:t xml:space="preserve">127.0.0.1</w:t>
-      </w:r>
-      <w:r>
-        <w:t xml:space="preserve"> </w:t>
-      </w:r>
-      <w:r>
-        <w:t xml:space="preserve">et le rejet des</w:t>
-      </w:r>
-      <w:r>
-        <w:t xml:space="preserve"> </w:t>
-      </w:r>
-      <w:r>
-        <w:t xml:space="preserve">hôtes étrangers se trouvent dans</w:t>
-      </w:r>
-      <w:r>
-        <w:t xml:space="preserve"> </w:t>
-      </w:r>
-      <w:r>
-        <w:rPr>
-          <w:rStyle w:val="VerbatimChar"/>
-        </w:rPr>
-        <w:t xml:space="preserve">backend/src/researchtranscript/main.py</w:t>
-      </w:r>
-      <w:r>
-        <w:t xml:space="preserve">. Le dépôt contient toute la chaîne</w:t>
-      </w:r>
-      <w:r>
-        <w:t xml:space="preserve"> </w:t>
-      </w:r>
-      <w:r>
-        <w:t xml:space="preserve">de construction jusqu'au paquet d'installation signé ; qui ne fait pas</w:t>
-      </w:r>
-      <w:r>
-        <w:t xml:space="preserve"> </w:t>
-      </w:r>
-      <w:r>
-        <w:t xml:space="preserve">confiance au binaire distribué peut le compiler.</w:t>
+        <w:t xml:space="preserve">source : le shell</w:t>
+      </w:r>
+      <w:r>
+        <w:t xml:space="preserve"> </w:t>
+      </w:r>
+      <w:r>
+        <w:rPr>
+          <w:rStyle w:val="VerbatimChar"/>
+        </w:rPr>
+        <w:t xml:space="preserve">frontend/src-tauri/src/lib.rs</w:t>
+      </w:r>
+      <w:r>
+        <w:t xml:space="preserve"> </w:t>
+      </w:r>
+      <w:r>
+        <w:t xml:space="preserve">ne démarre aucun</w:t>
+      </w:r>
+      <w:r>
+        <w:t xml:space="preserve"> </w:t>
+      </w:r>
+      <w:r>
+        <w:t xml:space="preserve">serveur et n'ouvre aucun port ; les autorisations de la sandbox</w:t>
+      </w:r>
+      <w:r>
+        <w:t xml:space="preserve"> </w:t>
+      </w:r>
+      <w:r>
+        <w:t xml:space="preserve">figurent dans</w:t>
+      </w:r>
+      <w:r>
+        <w:t xml:space="preserve"> </w:t>
+      </w:r>
+      <w:r>
+        <w:rPr>
+          <w:rStyle w:val="VerbatimChar"/>
+        </w:rPr>
+        <w:t xml:space="preserve">frontend/src-tauri/entitlements.plist</w:t>
+      </w:r>
+      <w:r>
+        <w:t xml:space="preserve">. Le dépôt</w:t>
+      </w:r>
+      <w:r>
+        <w:t xml:space="preserve"> </w:t>
+      </w:r>
+      <w:r>
+        <w:t xml:space="preserve">contient toute la chaîne de construction jusqu'au paquet d'installation</w:t>
+      </w:r>
+      <w:r>
+        <w:t xml:space="preserve"> </w:t>
+      </w:r>
+      <w:r>
+        <w:t xml:space="preserve">signé ; qui ne fait pas confiance au binaire distribué peut le compiler.</w:t>
       </w:r>
     </w:p>
     <w:p>

--- a/site/docs/researchtranscript-traitement-des-donnees-fr.docx
+++ b/site/docs/researchtranscript-traitement-des-donnees-fr.docx
@@ -34,7 +34,7 @@
         <w:t xml:space="preserve"> </w:t>
       </w:r>
       <w:r>
-        <w:t xml:space="preserve">18 septembre 2026, ResearchTranscript 0.6.0. Les mentions entre</w:t>
+        <w:t xml:space="preserve">23 septembre 2026, ResearchTranscript 0.6.2. Les mentions entre</w:t>
       </w:r>
       <w:r>
         <w:t xml:space="preserve"> </w:t>
@@ -152,7 +152,7 @@
         <w:rPr>
           <w:rStyle w:val="VerbatimChar"/>
         </w:rPr>
-        <w:t xml:space="preserve">[0.6.0]</w:t>
+        <w:t xml:space="preserve">[0.6.2]</w:t>
       </w:r>
       <w:r>
         <w:t xml:space="preserve">. Logiciel libre sous</w:t>
